--- a/MATRIZ DE PRIORIZACIÓN.docx
+++ b/MATRIZ DE PRIORIZACIÓN.docx
@@ -6,30 +6,42 @@
       <w:pPr>
         <w:jc w:val="center"/>
         <w:rPr>
+          <w:rFonts w:ascii="Calibri" w:hAnsi="Calibri" w:cs="Calibri"/>
           <w:b/>
           <w:bCs/>
+          <w:sz w:val="32"/>
+          <w:szCs w:val="32"/>
         </w:rPr>
       </w:pPr>
       <w:r>
         <w:rPr>
+          <w:rFonts w:ascii="Calibri" w:hAnsi="Calibri" w:cs="Calibri"/>
           <w:b/>
           <w:bCs/>
+          <w:sz w:val="32"/>
+          <w:szCs w:val="32"/>
         </w:rPr>
         <w:t>MATRIZ DE PRIORIZACIÓN (</w:t>
       </w:r>
       <w:proofErr w:type="spellStart"/>
       <w:r>
         <w:rPr>
+          <w:rFonts w:ascii="Calibri" w:hAnsi="Calibri" w:cs="Calibri"/>
           <w:b/>
           <w:bCs/>
+          <w:sz w:val="32"/>
+          <w:szCs w:val="32"/>
         </w:rPr>
         <w:t>MoSCoW</w:t>
       </w:r>
       <w:proofErr w:type="spellEnd"/>
       <w:r>
         <w:rPr>
+          <w:rFonts w:ascii="Calibri" w:hAnsi="Calibri" w:cs="Calibri"/>
           <w:b/>
           <w:bCs/>
+          <w:sz w:val="32"/>
+          <w:szCs w:val="32"/>
         </w:rPr>
         <w:t>)</w:t>
       </w:r>
@@ -38,6 +50,7 @@
       <w:pPr>
         <w:jc w:val="center"/>
         <w:rPr>
+          <w:rFonts w:ascii="Calibri" w:hAnsi="Calibri" w:cs="Calibri"/>
           <w:b/>
           <w:bCs/>
         </w:rPr>
@@ -63,64 +76,63 @@
             <w:pPr>
               <w:jc w:val="center"/>
               <w:rPr>
+                <w:rFonts w:ascii="Calibri" w:hAnsi="Calibri" w:cs="Calibri"/>
                 <w:b/>
                 <w:bCs/>
               </w:rPr>
             </w:pPr>
             <w:r>
               <w:rPr>
+                <w:rFonts w:ascii="Calibri" w:hAnsi="Calibri" w:cs="Calibri"/>
                 <w:b/>
                 <w:bCs/>
               </w:rPr>
-              <w:t>R</w:t>
-            </w:r>
-            <w:r>
-              <w:rPr>
+              <w:t>Requerimiento</w:t>
+            </w:r>
+          </w:p>
+        </w:tc>
+        <w:tc>
+          <w:tcPr>
+            <w:tcW w:w="2831" w:type="dxa"/>
+          </w:tcPr>
+          <w:p>
+            <w:pPr>
+              <w:jc w:val="center"/>
+              <w:rPr>
+                <w:rFonts w:ascii="Calibri" w:hAnsi="Calibri" w:cs="Calibri"/>
                 <w:b/>
                 <w:bCs/>
               </w:rPr>
-              <w:t>equerimiento</w:t>
-            </w:r>
-          </w:p>
-        </w:tc>
-        <w:tc>
-          <w:tcPr>
-            <w:tcW w:w="2831" w:type="dxa"/>
-          </w:tcPr>
-          <w:p>
-            <w:pPr>
-              <w:jc w:val="center"/>
-              <w:rPr>
+            </w:pPr>
+            <w:r>
+              <w:rPr>
+                <w:rFonts w:ascii="Calibri" w:hAnsi="Calibri" w:cs="Calibri"/>
                 <w:b/>
                 <w:bCs/>
               </w:rPr>
-            </w:pPr>
-            <w:r>
-              <w:rPr>
+              <w:t>Prioridad</w:t>
+            </w:r>
+          </w:p>
+        </w:tc>
+        <w:tc>
+          <w:tcPr>
+            <w:tcW w:w="2832" w:type="dxa"/>
+          </w:tcPr>
+          <w:p>
+            <w:pPr>
+              <w:jc w:val="center"/>
+              <w:rPr>
+                <w:rFonts w:ascii="Calibri" w:hAnsi="Calibri" w:cs="Calibri"/>
                 <w:b/>
                 <w:bCs/>
               </w:rPr>
-              <w:t>Prioridad</w:t>
-            </w:r>
-          </w:p>
-        </w:tc>
-        <w:tc>
-          <w:tcPr>
-            <w:tcW w:w="2832" w:type="dxa"/>
-          </w:tcPr>
-          <w:p>
-            <w:pPr>
-              <w:jc w:val="center"/>
-              <w:rPr>
+            </w:pPr>
+            <w:r>
+              <w:rPr>
+                <w:rFonts w:ascii="Calibri" w:hAnsi="Calibri" w:cs="Calibri"/>
                 <w:b/>
                 <w:bCs/>
               </w:rPr>
-            </w:pPr>
-            <w:r>
-              <w:rPr>
-                <w:b/>
-                <w:bCs/>
-              </w:rPr>
               <w:t>Observación</w:t>
             </w:r>
           </w:p>
@@ -132,7 +144,16 @@
             <w:tcW w:w="2831" w:type="dxa"/>
           </w:tcPr>
           <w:p>
-            <w:r>
+            <w:pPr>
+              <w:jc w:val="both"/>
+              <w:rPr>
+                <w:rFonts w:ascii="Calibri" w:hAnsi="Calibri" w:cs="Calibri"/>
+              </w:rPr>
+            </w:pPr>
+            <w:r>
+              <w:rPr>
+                <w:rFonts w:ascii="Calibri" w:hAnsi="Calibri" w:cs="Calibri"/>
+              </w:rPr>
               <w:t>RF01 – Registrar puesto</w:t>
             </w:r>
           </w:p>
@@ -144,8 +165,14 @@
           <w:p>
             <w:pPr>
               <w:jc w:val="center"/>
-            </w:pPr>
-            <w:r>
+              <w:rPr>
+                <w:rFonts w:ascii="Calibri" w:hAnsi="Calibri" w:cs="Calibri"/>
+              </w:rPr>
+            </w:pPr>
+            <w:r>
+              <w:rPr>
+                <w:rFonts w:ascii="Calibri" w:hAnsi="Calibri" w:cs="Calibri"/>
+              </w:rPr>
               <w:t>MUST</w:t>
             </w:r>
           </w:p>
@@ -155,7 +182,16 @@
             <w:tcW w:w="2832" w:type="dxa"/>
           </w:tcPr>
           <w:p>
-            <w:r>
+            <w:pPr>
+              <w:jc w:val="both"/>
+              <w:rPr>
+                <w:rFonts w:ascii="Calibri" w:hAnsi="Calibri" w:cs="Calibri"/>
+              </w:rPr>
+            </w:pPr>
+            <w:r>
+              <w:rPr>
+                <w:rFonts w:ascii="Calibri" w:hAnsi="Calibri" w:cs="Calibri"/>
+              </w:rPr>
               <w:t>Sin esto no se puede operar.</w:t>
             </w:r>
           </w:p>
@@ -167,7 +203,16 @@
             <w:tcW w:w="2831" w:type="dxa"/>
           </w:tcPr>
           <w:p>
-            <w:r>
+            <w:pPr>
+              <w:jc w:val="both"/>
+              <w:rPr>
+                <w:rFonts w:ascii="Calibri" w:hAnsi="Calibri" w:cs="Calibri"/>
+              </w:rPr>
+            </w:pPr>
+            <w:r>
+              <w:rPr>
+                <w:rFonts w:ascii="Calibri" w:hAnsi="Calibri" w:cs="Calibri"/>
+              </w:rPr>
               <w:t>RF02 – Registrar comerciante</w:t>
             </w:r>
           </w:p>
@@ -179,8 +224,14 @@
           <w:p>
             <w:pPr>
               <w:jc w:val="center"/>
-            </w:pPr>
-            <w:r>
+              <w:rPr>
+                <w:rFonts w:ascii="Calibri" w:hAnsi="Calibri" w:cs="Calibri"/>
+              </w:rPr>
+            </w:pPr>
+            <w:r>
+              <w:rPr>
+                <w:rFonts w:ascii="Calibri" w:hAnsi="Calibri" w:cs="Calibri"/>
+              </w:rPr>
               <w:t>MUST</w:t>
             </w:r>
           </w:p>
@@ -190,7 +241,16 @@
             <w:tcW w:w="2832" w:type="dxa"/>
           </w:tcPr>
           <w:p>
-            <w:r>
+            <w:pPr>
+              <w:jc w:val="both"/>
+              <w:rPr>
+                <w:rFonts w:ascii="Calibri" w:hAnsi="Calibri" w:cs="Calibri"/>
+              </w:rPr>
+            </w:pPr>
+            <w:r>
+              <w:rPr>
+                <w:rFonts w:ascii="Calibri" w:hAnsi="Calibri" w:cs="Calibri"/>
+              </w:rPr>
               <w:t>Igualmente</w:t>
             </w:r>
           </w:p>
@@ -202,7 +262,16 @@
             <w:tcW w:w="2831" w:type="dxa"/>
           </w:tcPr>
           <w:p>
-            <w:r>
+            <w:pPr>
+              <w:jc w:val="both"/>
+              <w:rPr>
+                <w:rFonts w:ascii="Calibri" w:hAnsi="Calibri" w:cs="Calibri"/>
+              </w:rPr>
+            </w:pPr>
+            <w:r>
+              <w:rPr>
+                <w:rFonts w:ascii="Calibri" w:hAnsi="Calibri" w:cs="Calibri"/>
+              </w:rPr>
               <w:t>RF03 – Definir tarifa mensual</w:t>
             </w:r>
           </w:p>
@@ -214,8 +283,14 @@
           <w:p>
             <w:pPr>
               <w:jc w:val="center"/>
-            </w:pPr>
-            <w:r>
+              <w:rPr>
+                <w:rFonts w:ascii="Calibri" w:hAnsi="Calibri" w:cs="Calibri"/>
+              </w:rPr>
+            </w:pPr>
+            <w:r>
+              <w:rPr>
+                <w:rFonts w:ascii="Calibri" w:hAnsi="Calibri" w:cs="Calibri"/>
+              </w:rPr>
               <w:t>MUST</w:t>
             </w:r>
           </w:p>
@@ -225,7 +300,16 @@
             <w:tcW w:w="2832" w:type="dxa"/>
           </w:tcPr>
           <w:p>
-            <w:r>
+            <w:pPr>
+              <w:jc w:val="both"/>
+              <w:rPr>
+                <w:rFonts w:ascii="Calibri" w:hAnsi="Calibri" w:cs="Calibri"/>
+              </w:rPr>
+            </w:pPr>
+            <w:r>
+              <w:rPr>
+                <w:rFonts w:ascii="Calibri" w:hAnsi="Calibri" w:cs="Calibri"/>
+              </w:rPr>
               <w:t>Base para el cobro</w:t>
             </w:r>
           </w:p>
@@ -237,7 +321,16 @@
             <w:tcW w:w="2831" w:type="dxa"/>
           </w:tcPr>
           <w:p>
-            <w:r>
+            <w:pPr>
+              <w:jc w:val="both"/>
+              <w:rPr>
+                <w:rFonts w:ascii="Calibri" w:hAnsi="Calibri" w:cs="Calibri"/>
+              </w:rPr>
+            </w:pPr>
+            <w:r>
+              <w:rPr>
+                <w:rFonts w:ascii="Calibri" w:hAnsi="Calibri" w:cs="Calibri"/>
+              </w:rPr>
               <w:t>RF04 – Registrar pago</w:t>
             </w:r>
           </w:p>
@@ -249,8 +342,14 @@
           <w:p>
             <w:pPr>
               <w:jc w:val="center"/>
-            </w:pPr>
-            <w:r>
+              <w:rPr>
+                <w:rFonts w:ascii="Calibri" w:hAnsi="Calibri" w:cs="Calibri"/>
+              </w:rPr>
+            </w:pPr>
+            <w:r>
+              <w:rPr>
+                <w:rFonts w:ascii="Calibri" w:hAnsi="Calibri" w:cs="Calibri"/>
+              </w:rPr>
               <w:t>MUST</w:t>
             </w:r>
           </w:p>
@@ -260,7 +359,16 @@
             <w:tcW w:w="2832" w:type="dxa"/>
           </w:tcPr>
           <w:p>
-            <w:r>
+            <w:pPr>
+              <w:jc w:val="both"/>
+              <w:rPr>
+                <w:rFonts w:ascii="Calibri" w:hAnsi="Calibri" w:cs="Calibri"/>
+              </w:rPr>
+            </w:pPr>
+            <w:r>
+              <w:rPr>
+                <w:rFonts w:ascii="Calibri" w:hAnsi="Calibri" w:cs="Calibri"/>
+              </w:rPr>
               <w:t>Núcleo del sistema de ingresos.</w:t>
             </w:r>
           </w:p>
@@ -272,7 +380,16 @@
             <w:tcW w:w="2831" w:type="dxa"/>
           </w:tcPr>
           <w:p>
-            <w:r>
+            <w:pPr>
+              <w:jc w:val="both"/>
+              <w:rPr>
+                <w:rFonts w:ascii="Calibri" w:hAnsi="Calibri" w:cs="Calibri"/>
+              </w:rPr>
+            </w:pPr>
+            <w:r>
+              <w:rPr>
+                <w:rFonts w:ascii="Calibri" w:hAnsi="Calibri" w:cs="Calibri"/>
+              </w:rPr>
               <w:t>RF05 – Control de licencias sanitarias</w:t>
             </w:r>
           </w:p>
@@ -284,8 +401,14 @@
           <w:p>
             <w:pPr>
               <w:jc w:val="center"/>
-            </w:pPr>
-            <w:r>
+              <w:rPr>
+                <w:rFonts w:ascii="Calibri" w:hAnsi="Calibri" w:cs="Calibri"/>
+              </w:rPr>
+            </w:pPr>
+            <w:r>
+              <w:rPr>
+                <w:rFonts w:ascii="Calibri" w:hAnsi="Calibri" w:cs="Calibri"/>
+              </w:rPr>
               <w:t>MUST</w:t>
             </w:r>
           </w:p>
@@ -295,7 +418,16 @@
             <w:tcW w:w="2832" w:type="dxa"/>
           </w:tcPr>
           <w:p>
-            <w:r>
+            <w:pPr>
+              <w:jc w:val="both"/>
+              <w:rPr>
+                <w:rFonts w:ascii="Calibri" w:hAnsi="Calibri" w:cs="Calibri"/>
+              </w:rPr>
+            </w:pPr>
+            <w:r>
+              <w:rPr>
+                <w:rFonts w:ascii="Calibri" w:hAnsi="Calibri" w:cs="Calibri"/>
+              </w:rPr>
               <w:t>Cumplimiento de normativa</w:t>
             </w:r>
           </w:p>
@@ -307,7 +439,16 @@
             <w:tcW w:w="2831" w:type="dxa"/>
           </w:tcPr>
           <w:p>
-            <w:r>
+            <w:pPr>
+              <w:jc w:val="both"/>
+              <w:rPr>
+                <w:rFonts w:ascii="Calibri" w:hAnsi="Calibri" w:cs="Calibri"/>
+              </w:rPr>
+            </w:pPr>
+            <w:r>
+              <w:rPr>
+                <w:rFonts w:ascii="Calibri" w:hAnsi="Calibri" w:cs="Calibri"/>
+              </w:rPr>
               <w:t>RF06 – Informe de recaudación</w:t>
             </w:r>
           </w:p>
@@ -319,8 +460,14 @@
           <w:p>
             <w:pPr>
               <w:jc w:val="center"/>
-            </w:pPr>
-            <w:r>
+              <w:rPr>
+                <w:rFonts w:ascii="Calibri" w:hAnsi="Calibri" w:cs="Calibri"/>
+              </w:rPr>
+            </w:pPr>
+            <w:r>
+              <w:rPr>
+                <w:rFonts w:ascii="Calibri" w:hAnsi="Calibri" w:cs="Calibri"/>
+              </w:rPr>
               <w:t>MUST</w:t>
             </w:r>
           </w:p>
@@ -330,7 +477,16 @@
             <w:tcW w:w="2832" w:type="dxa"/>
           </w:tcPr>
           <w:p>
-            <w:r>
+            <w:pPr>
+              <w:jc w:val="both"/>
+              <w:rPr>
+                <w:rFonts w:ascii="Calibri" w:hAnsi="Calibri" w:cs="Calibri"/>
+              </w:rPr>
+            </w:pPr>
+            <w:r>
+              <w:rPr>
+                <w:rFonts w:ascii="Calibri" w:hAnsi="Calibri" w:cs="Calibri"/>
+              </w:rPr>
               <w:t>Requerido por la Dirección de Ingresos</w:t>
             </w:r>
           </w:p>
@@ -342,7 +498,16 @@
             <w:tcW w:w="2831" w:type="dxa"/>
           </w:tcPr>
           <w:p>
-            <w:r>
+            <w:pPr>
+              <w:jc w:val="both"/>
+              <w:rPr>
+                <w:rFonts w:ascii="Calibri" w:hAnsi="Calibri" w:cs="Calibri"/>
+              </w:rPr>
+            </w:pPr>
+            <w:r>
+              <w:rPr>
+                <w:rFonts w:ascii="Calibri" w:hAnsi="Calibri" w:cs="Calibri"/>
+              </w:rPr>
               <w:t>RF07 – Alertas de licencias</w:t>
             </w:r>
           </w:p>
@@ -354,8 +519,14 @@
           <w:p>
             <w:pPr>
               <w:jc w:val="center"/>
-            </w:pPr>
-            <w:r>
+              <w:rPr>
+                <w:rFonts w:ascii="Calibri" w:hAnsi="Calibri" w:cs="Calibri"/>
+              </w:rPr>
+            </w:pPr>
+            <w:r>
+              <w:rPr>
+                <w:rFonts w:ascii="Calibri" w:hAnsi="Calibri" w:cs="Calibri"/>
+              </w:rPr>
               <w:t>SHOULD</w:t>
             </w:r>
           </w:p>
@@ -365,7 +536,16 @@
             <w:tcW w:w="2832" w:type="dxa"/>
           </w:tcPr>
           <w:p>
-            <w:r>
+            <w:pPr>
+              <w:jc w:val="both"/>
+              <w:rPr>
+                <w:rFonts w:ascii="Calibri" w:hAnsi="Calibri" w:cs="Calibri"/>
+              </w:rPr>
+            </w:pPr>
+            <w:r>
+              <w:rPr>
+                <w:rFonts w:ascii="Calibri" w:hAnsi="Calibri" w:cs="Calibri"/>
+              </w:rPr>
               <w:t>Mejora la gestión, no crítica para el MVP</w:t>
             </w:r>
           </w:p>
@@ -377,7 +557,16 @@
             <w:tcW w:w="2831" w:type="dxa"/>
           </w:tcPr>
           <w:p>
-            <w:r>
+            <w:pPr>
+              <w:jc w:val="both"/>
+              <w:rPr>
+                <w:rFonts w:ascii="Calibri" w:hAnsi="Calibri" w:cs="Calibri"/>
+              </w:rPr>
+            </w:pPr>
+            <w:r>
+              <w:rPr>
+                <w:rFonts w:ascii="Calibri" w:hAnsi="Calibri" w:cs="Calibri"/>
+              </w:rPr>
               <w:t>Exportación de informes a Excel</w:t>
             </w:r>
           </w:p>
@@ -389,8 +578,14 @@
           <w:p>
             <w:pPr>
               <w:jc w:val="center"/>
-            </w:pPr>
-            <w:r>
+              <w:rPr>
+                <w:rFonts w:ascii="Calibri" w:hAnsi="Calibri" w:cs="Calibri"/>
+              </w:rPr>
+            </w:pPr>
+            <w:r>
+              <w:rPr>
+                <w:rFonts w:ascii="Calibri" w:hAnsi="Calibri" w:cs="Calibri"/>
+              </w:rPr>
               <w:t>COULD</w:t>
             </w:r>
           </w:p>
@@ -400,11 +595,17 @@
             <w:tcW w:w="2832" w:type="dxa"/>
           </w:tcPr>
           <w:p>
-            <w:r>
-              <w:t>Puede postergarse</w:t>
-            </w:r>
-            <w:r>
-              <w:t xml:space="preserve"> par amas después</w:t>
+            <w:pPr>
+              <w:jc w:val="both"/>
+              <w:rPr>
+                <w:rFonts w:ascii="Calibri" w:hAnsi="Calibri" w:cs="Calibri"/>
+              </w:rPr>
+            </w:pPr>
+            <w:r>
+              <w:rPr>
+                <w:rFonts w:ascii="Calibri" w:hAnsi="Calibri" w:cs="Calibri"/>
+              </w:rPr>
+              <w:t>Puede postergarse par amas después</w:t>
             </w:r>
           </w:p>
         </w:tc>
@@ -415,7 +616,16 @@
             <w:tcW w:w="2831" w:type="dxa"/>
           </w:tcPr>
           <w:p>
-            <w:r>
+            <w:pPr>
+              <w:jc w:val="both"/>
+              <w:rPr>
+                <w:rFonts w:ascii="Calibri" w:hAnsi="Calibri" w:cs="Calibri"/>
+              </w:rPr>
+            </w:pPr>
+            <w:r>
+              <w:rPr>
+                <w:rFonts w:ascii="Calibri" w:hAnsi="Calibri" w:cs="Calibri"/>
+              </w:rPr>
               <w:t>Gráficos interactivos</w:t>
             </w:r>
           </w:p>
@@ -427,8 +637,14 @@
           <w:p>
             <w:pPr>
               <w:jc w:val="center"/>
-            </w:pPr>
-            <w:r>
+              <w:rPr>
+                <w:rFonts w:ascii="Calibri" w:hAnsi="Calibri" w:cs="Calibri"/>
+              </w:rPr>
+            </w:pPr>
+            <w:r>
+              <w:rPr>
+                <w:rFonts w:ascii="Calibri" w:hAnsi="Calibri" w:cs="Calibri"/>
+              </w:rPr>
               <w:t>WON’T (post-MVP)</w:t>
             </w:r>
           </w:p>
@@ -438,19 +654,31 @@
             <w:tcW w:w="2832" w:type="dxa"/>
           </w:tcPr>
           <w:p>
-            <w:r>
-              <w:t>No incluido en el alcance inicial</w:t>
-            </w:r>
-            <w:r>
-              <w:t xml:space="preserve"> por ahora</w:t>
+            <w:pPr>
+              <w:jc w:val="both"/>
+              <w:rPr>
+                <w:rFonts w:ascii="Calibri" w:hAnsi="Calibri" w:cs="Calibri"/>
+              </w:rPr>
+            </w:pPr>
+            <w:r>
+              <w:rPr>
+                <w:rFonts w:ascii="Calibri" w:hAnsi="Calibri" w:cs="Calibri"/>
+              </w:rPr>
+              <w:t>No incluido en el alcance inicial por ahora</w:t>
             </w:r>
           </w:p>
         </w:tc>
       </w:tr>
     </w:tbl>
-    <w:p/>
+    <w:p>
+      <w:pPr>
+        <w:rPr>
+          <w:rFonts w:ascii="Calibri" w:hAnsi="Calibri" w:cs="Calibri"/>
+        </w:rPr>
+      </w:pPr>
+    </w:p>
     <w:sectPr>
-      <w:pgSz w:w="11906" w:h="16838"/>
+      <w:pgSz w:w="12240" w:h="15840" w:code="1"/>
       <w:pgMar w:top="1417" w:right="1701" w:bottom="1417" w:left="1701" w:header="708" w:footer="708" w:gutter="0"/>
       <w:cols w:space="708"/>
       <w:docGrid w:linePitch="360"/>
@@ -1061,6 +1289,7 @@
   <w:style w:type="character" w:default="1" w:styleId="Fuentedeprrafopredeter">
     <w:name w:val="Default Paragraph Font"/>
     <w:uiPriority w:val="1"/>
+    <w:semiHidden/>
     <w:unhideWhenUsed/>
   </w:style>
   <w:style w:type="table" w:default="1" w:styleId="Tablanormal">
